--- a/exercises/Bài tập tổng hợp 68-70 - Cấu trúc và cụm động từ/Đề 1.docx
+++ b/exercises/Bài tập tổng hợp 68-70 - Cấu trúc và cụm động từ/Đề 1.docx
@@ -3,604 +3,2428 @@
 <w:document xmlns:w="http://schemas.openxmlformats.org/wordprocessingml/2006/main">
   <w:body>
     <w:p>
-      <w:r>
-        <w:rPr>
+      <w:pPr>
+        <w:spacing w:before="0" w:after="280"/>
+        <w:keepNext/>
+        <w:jc w:val="center"/>
+      </w:pPr>
+      <w:r>
+        <w:rPr>
+          <w:color w:val="000000"/>
           <w:b/>
         </w:rPr>
-        <w:t xml:space="preserve">ĐỀ TỔNG HỢP 68–70 – ĐỀ 1</w:t>
-      </w:r>
-    </w:p>
-    <w:p>
-      <w:r>
-        <w:t xml:space="preserve">GERUNDS AND INFINITIVES – PHRASAL VERBS PARTS 1 AND 2</w:t>
-      </w:r>
-    </w:p>
-    <w:p>
-      <w:r>
-        <w:t xml:space="preserve">Họ và tên: __________________________                         Điểm: ________/100</w:t>
-      </w:r>
-    </w:p>
-    <w:p>
-      <w:r>
-        <w:rPr>
+        <w:t>ĐỀ TỔNG HỢP 68–70 – ĐỀ 1</w:t>
+      </w:r>
+    </w:p>
+    <w:p>
+      <w:pPr>
+        <w:spacing w:before="0" w:after="180"/>
+        <w:jc w:val="center"/>
+      </w:pPr>
+      <w:r>
+        <w:rPr>
+          <w:color w:val="000000"/>
           <w:b/>
         </w:rPr>
-        <w:t xml:space="preserve">PHẦN 1. V-ING HOẶC TO + V (10 điểm)</w:t>
-      </w:r>
-    </w:p>
-    <w:p>
-      <w:r>
-        <w:t xml:space="preserve">1. I enjoy ___ (read) before bed.</w:t>
-      </w:r>
-    </w:p>
-    <w:p>
-      <w:r>
-        <w:t xml:space="preserve">2. Lan decided ___ (study) abroad.</w:t>
-      </w:r>
-    </w:p>
-    <w:p>
-      <w:r>
-        <w:t xml:space="preserve">3. Please avoid ___ (make) noise.</w:t>
-      </w:r>
-    </w:p>
-    <w:p>
-      <w:r>
-        <w:t xml:space="preserve">4. We hope ___ (see) you soon.</w:t>
-      </w:r>
-    </w:p>
-    <w:p>
-      <w:r>
-        <w:t xml:space="preserve">5. Nam finished ___ (write) the report.</w:t>
-      </w:r>
-    </w:p>
-    <w:p>
-      <w:r>
-        <w:t xml:space="preserve">6. She promised ___ (call) tonight.</w:t>
-      </w:r>
-    </w:p>
-    <w:p>
-      <w:r>
-        <w:t xml:space="preserve">7. They suggested ___ (take) the train.</w:t>
-      </w:r>
-    </w:p>
-    <w:p>
-      <w:r>
-        <w:t xml:space="preserve">8. I want ___ (learn) to cook.</w:t>
-      </w:r>
-    </w:p>
-    <w:p>
-      <w:r>
-        <w:t xml:space="preserve">9. Mai keeps ___ (ask) questions.</w:t>
-      </w:r>
-    </w:p>
-    <w:p>
-      <w:r>
-        <w:t xml:space="preserve">10. He managed ___ (solve) the problem.</w:t>
-      </w:r>
-    </w:p>
-    <w:p>
-      <w:r>
-        <w:rPr>
+        <w:t>GERUNDS AND INFINITIVES – PHRASAL VERBS PARTS 1 AND 2</w:t>
+      </w:r>
+    </w:p>
+    <w:p>
+      <w:pPr>
+        <w:spacing w:before="0" w:after="100"/>
+      </w:pPr>
+      <w:r>
+        <w:rPr>
+          <w:color w:val="000000"/>
+        </w:rPr>
+        <w:t>Họ và tên: __________________________                         Điểm: ________/100</w:t>
+      </w:r>
+    </w:p>
+    <w:p>
+      <w:pPr>
+        <w:spacing w:before="0" w:after="100"/>
+      </w:pPr>
+      <w:r>
+        <w:rPr>
+          <w:color w:val="000000"/>
+        </w:rPr>
+        <w:t>Phạm vi kiến thức: Bài 68–70 — gerunds và infinitives; cụm động từ phần 1 và phần 2.</w:t>
+      </w:r>
+    </w:p>
+    <w:p>
+      <w:pPr>
+        <w:spacing w:before="0" w:after="100"/>
+      </w:pPr>
+      <w:r>
+        <w:rPr>
+          <w:color w:val="000000"/>
+        </w:rPr>
+        <w:t>Thời gian làm bài dự kiến: 90 phút.</w:t>
+      </w:r>
+    </w:p>
+    <w:p>
+      <w:pPr>
+        <w:spacing w:before="0" w:after="100"/>
+      </w:pPr>
+      <w:r>
+        <w:rPr>
+          <w:color w:val="000000"/>
+        </w:rPr>
+        <w:t>Tổng điểm: 100 điểm.</w:t>
+      </w:r>
+    </w:p>
+    <w:p>
+      <w:pPr>
+        <w:spacing w:before="0" w:after="120"/>
+      </w:pPr>
+      <w:r>
+        <w:rPr>
+          <w:color w:val="000000"/>
+        </w:rPr>
+        <w:t>Hướng dẫn chung: Làm lần lượt từng phần và kiểm tra dạng động từ, tân ngữ cùng tiểu từ/giới từ trong mỗi cấu trúc trước khi nộp bài.</w:t>
+      </w:r>
+    </w:p>
+    <w:p>
+      <w:pPr>
+        <w:spacing w:before="240" w:after="60"/>
+        <w:keepNext/>
+      </w:pPr>
+      <w:r>
+        <w:rPr>
+          <w:color w:val="000000"/>
           <w:b/>
         </w:rPr>
-        <w:t xml:space="preserve">PHẦN 2. SAU GIỚI TỪ, TÂN NGỮ VÀ BARE INFINITIVE (10 điểm)</w:t>
-      </w:r>
-    </w:p>
-    <w:p>
-      <w:r>
-        <w:t xml:space="preserve">1. Thank you for ___ (help) me.</w:t>
-      </w:r>
-    </w:p>
-    <w:p>
-      <w:r>
-        <w:t xml:space="preserve">2. She is interested in ___ (learn) Korean.</w:t>
-      </w:r>
-    </w:p>
-    <w:p>
-      <w:r>
-        <w:t xml:space="preserve">3. He left without ___ (say) goodbye.</w:t>
-      </w:r>
-    </w:p>
-    <w:p>
-      <w:r>
-        <w:t xml:space="preserve">4. I look forward to ___ (meet) you.</w:t>
-      </w:r>
-    </w:p>
-    <w:p>
-      <w:r>
-        <w:t xml:space="preserve">5. The teacher told us ___ (open) our books.</w:t>
-      </w:r>
-    </w:p>
-    <w:p>
-      <w:r>
-        <w:t xml:space="preserve">6. My parents let me ___ (choose).</w:t>
-      </w:r>
-    </w:p>
-    <w:p>
-      <w:r>
-        <w:t xml:space="preserve">7. The joke made everyone ___ (laugh).</w:t>
-      </w:r>
-    </w:p>
-    <w:p>
-      <w:r>
-        <w:t xml:space="preserve">8. Please remind Nam ___ (bring) his passport.</w:t>
-      </w:r>
-    </w:p>
-    <w:p>
-      <w:r>
-        <w:t xml:space="preserve">9. You should ___ (rest).</w:t>
-      </w:r>
-    </w:p>
-    <w:p>
-      <w:r>
-        <w:t xml:space="preserve">10. She encouraged me ___ (apply).</w:t>
-      </w:r>
-    </w:p>
-    <w:p>
-      <w:r>
-        <w:rPr>
+        <w:t>PHẦN 1. V-ING HOẶC TO + V (10 điểm)</w:t>
+      </w:r>
+    </w:p>
+    <w:p>
+      <w:pPr>
+        <w:spacing w:before="0" w:after="60"/>
+        <w:keepNext/>
+      </w:pPr>
+      <w:r>
+        <w:rPr>
+          <w:color w:val="000000"/>
+          <w:i/>
+        </w:rPr>
+        <w:t>Hướng dẫn: Chia động từ trong ngoặc ở dạng V-ing hoặc to + V phù hợp.</w:t>
+      </w:r>
+    </w:p>
+    <w:p>
+      <w:pPr>
+        <w:spacing w:before="40" w:after="60"/>
+      </w:pPr>
+      <w:r>
+        <w:rPr>
+          <w:color w:val="000000"/>
+        </w:rPr>
+        <w:t>1. I enjoy ___ (read) before bed.</w:t>
+      </w:r>
+    </w:p>
+    <w:p>
+      <w:pPr>
+        <w:spacing w:before="120" w:after="160"/>
+      </w:pPr>
+      <w:r>
+        <w:rPr>
+          <w:color w:val="000000"/>
+        </w:rPr>
+        <w:t>2. Lan decided ___ (study) abroad.</w:t>
+      </w:r>
+    </w:p>
+    <w:p>
+      <w:pPr>
+        <w:spacing w:before="120" w:after="160"/>
+      </w:pPr>
+      <w:r>
+        <w:rPr>
+          <w:color w:val="000000"/>
+        </w:rPr>
+        <w:t>3. Please avoid ___ (make) noise.</w:t>
+      </w:r>
+    </w:p>
+    <w:p>
+      <w:pPr>
+        <w:spacing w:before="120" w:after="160"/>
+      </w:pPr>
+      <w:r>
+        <w:rPr>
+          <w:color w:val="000000"/>
+        </w:rPr>
+        <w:t>4. We hope ___ (see) you soon.</w:t>
+      </w:r>
+    </w:p>
+    <w:p>
+      <w:pPr>
+        <w:spacing w:before="120" w:after="160"/>
+      </w:pPr>
+      <w:r>
+        <w:rPr>
+          <w:color w:val="000000"/>
+        </w:rPr>
+        <w:t>5. Nam finished ___ (write) the report.</w:t>
+      </w:r>
+    </w:p>
+    <w:p>
+      <w:pPr>
+        <w:spacing w:before="120" w:after="160"/>
+      </w:pPr>
+      <w:r>
+        <w:rPr>
+          <w:color w:val="000000"/>
+        </w:rPr>
+        <w:t>6. She promised ___ (call) tonight.</w:t>
+      </w:r>
+    </w:p>
+    <w:p>
+      <w:pPr>
+        <w:spacing w:before="120" w:after="160"/>
+      </w:pPr>
+      <w:r>
+        <w:rPr>
+          <w:color w:val="000000"/>
+        </w:rPr>
+        <w:t>7. They suggested ___ (take) the train.</w:t>
+      </w:r>
+    </w:p>
+    <w:p>
+      <w:pPr>
+        <w:spacing w:before="120" w:after="160"/>
+      </w:pPr>
+      <w:r>
+        <w:rPr>
+          <w:color w:val="000000"/>
+        </w:rPr>
+        <w:t>8. I want ___ (learn) to cook.</w:t>
+      </w:r>
+    </w:p>
+    <w:p>
+      <w:pPr>
+        <w:spacing w:before="120" w:after="160"/>
+      </w:pPr>
+      <w:r>
+        <w:rPr>
+          <w:color w:val="000000"/>
+        </w:rPr>
+        <w:t>9. Mai keeps ___ (ask) questions.</w:t>
+      </w:r>
+    </w:p>
+    <w:p>
+      <w:pPr>
+        <w:spacing w:before="120" w:after="160"/>
+      </w:pPr>
+      <w:r>
+        <w:rPr>
+          <w:color w:val="000000"/>
+        </w:rPr>
+        <w:t>10. He managed ___ (solve) the problem.</w:t>
+      </w:r>
+    </w:p>
+    <w:p>
+      <w:pPr>
+        <w:spacing w:before="240" w:after="60"/>
+        <w:keepNext/>
+      </w:pPr>
+      <w:r>
+        <w:rPr>
+          <w:color w:val="000000"/>
           <w:b/>
         </w:rPr>
-        <w:t xml:space="preserve">PHẦN 3. CHỌN DẠNG ĐỘNG TỪ THEO NGHĨA (10 điểm)</w:t>
-      </w:r>
-    </w:p>
-    <w:p>
-      <w:r>
-        <w:t xml:space="preserve">1. Remember ___ the door before leaving. (future duty)</w:t>
-      </w:r>
-    </w:p>
-    <w:p>
-      <w:r>
-        <w:t xml:space="preserve">2. I remember ___ her last year. (memory)</w:t>
-      </w:r>
-    </w:p>
-    <w:p>
-      <w:r>
-        <w:t xml:space="preserve">3. Nam stopped ___ because it was unhealthy.</w:t>
-      </w:r>
-    </w:p>
-    <w:p>
-      <w:r>
-        <w:t xml:space="preserve">4. We stopped ___ a short rest.</w:t>
-      </w:r>
-    </w:p>
-    <w:p>
-      <w:r>
-        <w:t xml:space="preserve">5. Try ___ the computer if it freezes. (experiment)</w:t>
-      </w:r>
-    </w:p>
-    <w:p>
-      <w:r>
-        <w:t xml:space="preserve">6. I tried ___ the box, but it was too heavy. (effort)</w:t>
-      </w:r>
-    </w:p>
-    <w:p>
-      <w:r>
-        <w:t xml:space="preserve">7. I regret ___ those words yesterday.</w:t>
-      </w:r>
-    </w:p>
-    <w:p>
-      <w:r>
-        <w:t xml:space="preserve">8. We regret ___ you that the flight is canceled.</w:t>
-      </w:r>
-    </w:p>
-    <w:p>
-      <w:r>
-        <w:t xml:space="preserve">9. She went on ___ the next topic. (new action)</w:t>
-      </w:r>
-    </w:p>
-    <w:p>
-      <w:r>
-        <w:t xml:space="preserve">10. This job means ___ at weekends.</w:t>
-      </w:r>
-    </w:p>
-    <w:p>
-      <w:r>
-        <w:rPr>
+        <w:t>PHẦN 2. SAU GIỚI TỪ, TÂN NGỮ VÀ BARE INFINITIVE (10 điểm)</w:t>
+      </w:r>
+    </w:p>
+    <w:p>
+      <w:pPr>
+        <w:spacing w:before="0" w:after="60"/>
+        <w:keepNext/>
+      </w:pPr>
+      <w:r>
+        <w:rPr>
+          <w:color w:val="000000"/>
+          <w:i/>
+        </w:rPr>
+        <w:t>Hướng dẫn: Chia động từ trong ngoặc sau giới từ, tân ngữ và các động từ/cấu trúc đặc biệt.</w:t>
+      </w:r>
+    </w:p>
+    <w:p>
+      <w:pPr>
+        <w:spacing w:before="40" w:after="60"/>
+      </w:pPr>
+      <w:r>
+        <w:rPr>
+          <w:color w:val="000000"/>
+        </w:rPr>
+        <w:t>1. Thank you for ___ (help) me.</w:t>
+      </w:r>
+    </w:p>
+    <w:p>
+      <w:pPr>
+        <w:spacing w:before="120" w:after="160"/>
+      </w:pPr>
+      <w:r>
+        <w:rPr>
+          <w:color w:val="000000"/>
+        </w:rPr>
+        <w:t>2. She is interested in ___ (learn) Korean.</w:t>
+      </w:r>
+    </w:p>
+    <w:p>
+      <w:pPr>
+        <w:spacing w:before="120" w:after="160"/>
+      </w:pPr>
+      <w:r>
+        <w:rPr>
+          <w:color w:val="000000"/>
+        </w:rPr>
+        <w:t>3. He left without ___ (say) goodbye.</w:t>
+      </w:r>
+    </w:p>
+    <w:p>
+      <w:pPr>
+        <w:spacing w:before="120" w:after="160"/>
+      </w:pPr>
+      <w:r>
+        <w:rPr>
+          <w:color w:val="000000"/>
+        </w:rPr>
+        <w:t>4. I look forward to ___ (meet) you.</w:t>
+      </w:r>
+    </w:p>
+    <w:p>
+      <w:pPr>
+        <w:spacing w:before="120" w:after="160"/>
+      </w:pPr>
+      <w:r>
+        <w:rPr>
+          <w:color w:val="000000"/>
+        </w:rPr>
+        <w:t>5. The teacher told us ___ (open) our books.</w:t>
+      </w:r>
+    </w:p>
+    <w:p>
+      <w:pPr>
+        <w:spacing w:before="120" w:after="160"/>
+      </w:pPr>
+      <w:r>
+        <w:rPr>
+          <w:color w:val="000000"/>
+        </w:rPr>
+        <w:t>6. My parents let me ___ (choose).</w:t>
+      </w:r>
+    </w:p>
+    <w:p>
+      <w:pPr>
+        <w:spacing w:before="120" w:after="160"/>
+      </w:pPr>
+      <w:r>
+        <w:rPr>
+          <w:color w:val="000000"/>
+        </w:rPr>
+        <w:t>7. The joke made everyone ___ (laugh).</w:t>
+      </w:r>
+    </w:p>
+    <w:p>
+      <w:pPr>
+        <w:spacing w:before="120" w:after="160"/>
+      </w:pPr>
+      <w:r>
+        <w:rPr>
+          <w:color w:val="000000"/>
+        </w:rPr>
+        <w:t>8. Please remind Nam ___ (bring) his passport.</w:t>
+      </w:r>
+    </w:p>
+    <w:p>
+      <w:pPr>
+        <w:spacing w:before="120" w:after="160"/>
+      </w:pPr>
+      <w:r>
+        <w:rPr>
+          <w:color w:val="000000"/>
+        </w:rPr>
+        <w:t>9. You should ___ (rest).</w:t>
+      </w:r>
+    </w:p>
+    <w:p>
+      <w:pPr>
+        <w:spacing w:before="120" w:after="160"/>
+      </w:pPr>
+      <w:r>
+        <w:rPr>
+          <w:color w:val="000000"/>
+        </w:rPr>
+        <w:t>10. She encouraged me ___ (apply).</w:t>
+      </w:r>
+    </w:p>
+    <w:p>
+      <w:pPr>
+        <w:spacing w:before="240" w:after="60"/>
+        <w:keepNext/>
+      </w:pPr>
+      <w:r>
+        <w:rPr>
+          <w:color w:val="000000"/>
           <w:b/>
         </w:rPr>
-        <w:t xml:space="preserve">PHẦN 4. PHRASAL VERBS – PHẦN 1 (10 điểm)</w:t>
-      </w:r>
-    </w:p>
-    <w:p>
-      <w:r>
-        <w:t xml:space="preserve">1. Please ___ the lights before leaving.</w:t>
-      </w:r>
-    </w:p>
-    <w:p>
-      <w:r>
-        <w:t xml:space="preserve">2. I am ___ my keys.</w:t>
-      </w:r>
-    </w:p>
-    <w:p>
-      <w:r>
-        <w:t xml:space="preserve">3. She ___ her younger brother.</w:t>
-      </w:r>
-    </w:p>
-    <w:p>
-      <w:r>
-        <w:t xml:space="preserve">4. Do not ___ after one mistake.</w:t>
-      </w:r>
-    </w:p>
-    <w:p>
-      <w:r>
-        <w:t xml:space="preserve">5. Please ___ your homework tomorrow.</w:t>
-      </w:r>
-    </w:p>
-    <w:p>
-      <w:r>
-        <w:t xml:space="preserve">6. We need to ___ what happened.</w:t>
-      </w:r>
-    </w:p>
-    <w:p>
-      <w:r>
-        <w:t xml:space="preserve">7. Can you ___ me at the station?</w:t>
-      </w:r>
-    </w:p>
-    <w:p>
-      <w:r>
-        <w:t xml:space="preserve">8. The match was ___ because of rain.</w:t>
-      </w:r>
-    </w:p>
-    <w:p>
-      <w:r>
-        <w:t xml:space="preserve">9. Please ___ the answers before the test.</w:t>
-      </w:r>
-    </w:p>
-    <w:p>
-      <w:r>
-        <w:t xml:space="preserve">10. They plan to ___ a study club.</w:t>
-      </w:r>
-    </w:p>
-    <w:p>
-      <w:r>
-        <w:rPr>
+        <w:t>PHẦN 3. CHỌN DẠNG ĐỘNG TỪ THEO NGHĨA (10 điểm)</w:t>
+      </w:r>
+    </w:p>
+    <w:p>
+      <w:pPr>
+        <w:spacing w:before="0" w:after="60"/>
+        <w:keepNext/>
+      </w:pPr>
+      <w:r>
+        <w:rPr>
+          <w:color w:val="000000"/>
+          <w:i/>
+        </w:rPr>
+        <w:t>Hướng dẫn: Chọn dạng động từ phù hợp với nghĩa và ngữ cảnh của câu.</w:t>
+      </w:r>
+    </w:p>
+    <w:p>
+      <w:pPr>
+        <w:spacing w:before="40" w:after="60"/>
+      </w:pPr>
+      <w:r>
+        <w:rPr>
+          <w:color w:val="000000"/>
+        </w:rPr>
+        <w:t>1. Remember ___ the door before leaving. (future duty)</w:t>
+      </w:r>
+    </w:p>
+    <w:p>
+      <w:pPr>
+        <w:spacing w:before="120" w:after="160"/>
+      </w:pPr>
+      <w:r>
+        <w:rPr>
+          <w:color w:val="000000"/>
+        </w:rPr>
+        <w:t>2. I remember ___ her last year. (memory)</w:t>
+      </w:r>
+    </w:p>
+    <w:p>
+      <w:pPr>
+        <w:spacing w:before="120" w:after="160"/>
+      </w:pPr>
+      <w:r>
+        <w:rPr>
+          <w:color w:val="000000"/>
+        </w:rPr>
+        <w:t>3. Nam stopped ___ because it was unhealthy.</w:t>
+      </w:r>
+    </w:p>
+    <w:p>
+      <w:pPr>
+        <w:spacing w:before="120" w:after="160"/>
+      </w:pPr>
+      <w:r>
+        <w:rPr>
+          <w:color w:val="000000"/>
+        </w:rPr>
+        <w:t>4. We stopped ___ a short rest.</w:t>
+      </w:r>
+    </w:p>
+    <w:p>
+      <w:pPr>
+        <w:spacing w:before="120" w:after="160"/>
+      </w:pPr>
+      <w:r>
+        <w:rPr>
+          <w:color w:val="000000"/>
+        </w:rPr>
+        <w:t>5. Try ___ the computer if it freezes. (experiment)</w:t>
+      </w:r>
+    </w:p>
+    <w:p>
+      <w:pPr>
+        <w:spacing w:before="120" w:after="160"/>
+      </w:pPr>
+      <w:r>
+        <w:rPr>
+          <w:color w:val="000000"/>
+        </w:rPr>
+        <w:t>6. I tried ___ the box, but it was too heavy. (effort)</w:t>
+      </w:r>
+    </w:p>
+    <w:p>
+      <w:pPr>
+        <w:spacing w:before="120" w:after="160"/>
+      </w:pPr>
+      <w:r>
+        <w:rPr>
+          <w:color w:val="000000"/>
+        </w:rPr>
+        <w:t>7. I regret ___ those words yesterday.</w:t>
+      </w:r>
+    </w:p>
+    <w:p>
+      <w:pPr>
+        <w:spacing w:before="120" w:after="160"/>
+      </w:pPr>
+      <w:r>
+        <w:rPr>
+          <w:color w:val="000000"/>
+        </w:rPr>
+        <w:t>8. We regret ___ you that the flight is canceled.</w:t>
+      </w:r>
+    </w:p>
+    <w:p>
+      <w:pPr>
+        <w:spacing w:before="120" w:after="160"/>
+      </w:pPr>
+      <w:r>
+        <w:rPr>
+          <w:color w:val="000000"/>
+        </w:rPr>
+        <w:t>9. She went on ___ the next topic. (new action)</w:t>
+      </w:r>
+    </w:p>
+    <w:p>
+      <w:pPr>
+        <w:spacing w:before="120" w:after="160"/>
+      </w:pPr>
+      <w:r>
+        <w:rPr>
+          <w:color w:val="000000"/>
+        </w:rPr>
+        <w:t>10. This job means ___ at weekends.</w:t>
+      </w:r>
+    </w:p>
+    <w:p>
+      <w:pPr>
+        <w:spacing w:before="240" w:after="60"/>
+        <w:keepNext/>
+      </w:pPr>
+      <w:r>
+        <w:rPr>
+          <w:color w:val="000000"/>
           <w:b/>
         </w:rPr>
-        <w:t xml:space="preserve">PHẦN 5. PHRASAL VERBS – PHẦN 2 (10 điểm)</w:t>
-      </w:r>
-    </w:p>
-    <w:p>
-      <w:r>
-        <w:t xml:space="preserve">1. We need to ___ a better idea.</w:t>
-      </w:r>
-    </w:p>
-    <w:p>
-      <w:r>
-        <w:t xml:space="preserve">2. I cannot ___ this noise.</w:t>
-      </w:r>
-    </w:p>
-    <w:p>
-      <w:r>
-        <w:t xml:space="preserve">3. The team will ___ a survey.</w:t>
-      </w:r>
-    </w:p>
-    <w:p>
-      <w:r>
-        <w:t xml:space="preserve">4. Police are ___ the accident.</w:t>
-      </w:r>
-    </w:p>
-    <w:p>
-      <w:r>
-        <w:t xml:space="preserve">5. Nam has ___ with his work.</w:t>
-      </w:r>
-    </w:p>
-    <w:p>
-      <w:r>
-        <w:t xml:space="preserve">6. She ___ an important issue.</w:t>
-      </w:r>
-    </w:p>
-    <w:p>
-      <w:r>
-        <w:t xml:space="preserve">7. We ___ before sunrise.</w:t>
-      </w:r>
-    </w:p>
-    <w:p>
-      <w:r>
-        <w:t xml:space="preserve">8. Do not ___ your parents.</w:t>
-      </w:r>
-    </w:p>
-    <w:p>
-      <w:r>
-        <w:t xml:space="preserve">9. I am trying to ___ sugar.</w:t>
-      </w:r>
-    </w:p>
-    <w:p>
-      <w:r>
-        <w:t xml:space="preserve">10. A new manager will ___.</w:t>
-      </w:r>
-    </w:p>
-    <w:p>
-      <w:r>
-        <w:rPr>
+        <w:t>PHẦN 4. PHRASAL VERBS – PHẦN 1 (10 điểm)</w:t>
+      </w:r>
+    </w:p>
+    <w:p>
+      <w:pPr>
+        <w:spacing w:before="0" w:after="60"/>
+        <w:keepNext/>
+      </w:pPr>
+      <w:r>
+        <w:rPr>
+          <w:color w:val="000000"/>
+          <w:i/>
+        </w:rPr>
+        <w:t>Hướng dẫn: Điền cụm động từ phù hợp với nghĩa của mỗi câu.</w:t>
+      </w:r>
+    </w:p>
+    <w:p>
+      <w:pPr>
+        <w:spacing w:before="40" w:after="60"/>
+      </w:pPr>
+      <w:r>
+        <w:rPr>
+          <w:color w:val="000000"/>
+        </w:rPr>
+        <w:t>1. Please ___ the lights before leaving.</w:t>
+      </w:r>
+    </w:p>
+    <w:p>
+      <w:pPr>
+        <w:spacing w:before="120" w:after="160"/>
+      </w:pPr>
+      <w:r>
+        <w:rPr>
+          <w:color w:val="000000"/>
+        </w:rPr>
+        <w:t>2. I am ___ my keys.</w:t>
+      </w:r>
+    </w:p>
+    <w:p>
+      <w:pPr>
+        <w:spacing w:before="120" w:after="160"/>
+      </w:pPr>
+      <w:r>
+        <w:rPr>
+          <w:color w:val="000000"/>
+        </w:rPr>
+        <w:t>3. She ___ her younger brother.</w:t>
+      </w:r>
+    </w:p>
+    <w:p>
+      <w:pPr>
+        <w:spacing w:before="120" w:after="160"/>
+      </w:pPr>
+      <w:r>
+        <w:rPr>
+          <w:color w:val="000000"/>
+        </w:rPr>
+        <w:t>4. Do not ___ after one mistake.</w:t>
+      </w:r>
+    </w:p>
+    <w:p>
+      <w:pPr>
+        <w:spacing w:before="120" w:after="160"/>
+      </w:pPr>
+      <w:r>
+        <w:rPr>
+          <w:color w:val="000000"/>
+        </w:rPr>
+        <w:t>5. Please ___ your homework tomorrow.</w:t>
+      </w:r>
+    </w:p>
+    <w:p>
+      <w:pPr>
+        <w:spacing w:before="120" w:after="160"/>
+      </w:pPr>
+      <w:r>
+        <w:rPr>
+          <w:color w:val="000000"/>
+        </w:rPr>
+        <w:t>6. We need to ___ what happened.</w:t>
+      </w:r>
+    </w:p>
+    <w:p>
+      <w:pPr>
+        <w:spacing w:before="120" w:after="160"/>
+      </w:pPr>
+      <w:r>
+        <w:rPr>
+          <w:color w:val="000000"/>
+        </w:rPr>
+        <w:t>7. Can you ___ me at the station?</w:t>
+      </w:r>
+    </w:p>
+    <w:p>
+      <w:pPr>
+        <w:spacing w:before="120" w:after="160"/>
+      </w:pPr>
+      <w:r>
+        <w:rPr>
+          <w:color w:val="000000"/>
+        </w:rPr>
+        <w:t>8. The match was ___ because of rain.</w:t>
+      </w:r>
+    </w:p>
+    <w:p>
+      <w:pPr>
+        <w:spacing w:before="120" w:after="160"/>
+      </w:pPr>
+      <w:r>
+        <w:rPr>
+          <w:color w:val="000000"/>
+        </w:rPr>
+        <w:t>9. Please ___ the answers before the test.</w:t>
+      </w:r>
+    </w:p>
+    <w:p>
+      <w:pPr>
+        <w:spacing w:before="120" w:after="160"/>
+      </w:pPr>
+      <w:r>
+        <w:rPr>
+          <w:color w:val="000000"/>
+        </w:rPr>
+        <w:t>10. They plan to ___ a study club.</w:t>
+      </w:r>
+    </w:p>
+    <w:p>
+      <w:pPr>
+        <w:spacing w:before="240" w:after="60"/>
+        <w:keepNext/>
+      </w:pPr>
+      <w:r>
+        <w:rPr>
+          <w:color w:val="000000"/>
           <w:b/>
         </w:rPr>
-        <w:t xml:space="preserve">PHẦN 6. ĐIỀN TIỂU TỪ / GIỚI TỪ (10 điểm)</w:t>
-      </w:r>
-    </w:p>
-    <w:p>
-      <w:r>
-        <w:t xml:space="preserve">1. turn ___ the fan</w:t>
-      </w:r>
-    </w:p>
-    <w:p>
-      <w:r>
-        <w:t xml:space="preserve">2. look ___ a child</w:t>
-      </w:r>
-    </w:p>
-    <w:p>
-      <w:r>
-        <w:t xml:space="preserve">3. look ___ a word</w:t>
-      </w:r>
-    </w:p>
-    <w:p>
-      <w:r>
-        <w:t xml:space="preserve">4. write ___ the address</w:t>
-      </w:r>
-    </w:p>
-    <w:p>
-      <w:r>
-        <w:t xml:space="preserve">5. put the books ___</w:t>
-      </w:r>
-    </w:p>
-    <w:p>
-      <w:r>
-        <w:t xml:space="preserve">6. give it ___ to me</w:t>
-      </w:r>
-    </w:p>
-    <w:p>
-      <w:r>
-        <w:t xml:space="preserve">7. get ___ an illness</w:t>
-      </w:r>
-    </w:p>
-    <w:p>
-      <w:r>
-        <w:t xml:space="preserve">8. call me ___ later</w:t>
-      </w:r>
-    </w:p>
-    <w:p>
-      <w:r>
-        <w:t xml:space="preserve">9. run ___ an old friend</w:t>
-      </w:r>
-    </w:p>
-    <w:p>
-      <w:r>
-        <w:t xml:space="preserve">10. take ___ your shoes</w:t>
-      </w:r>
-    </w:p>
-    <w:p>
-      <w:r>
-        <w:rPr>
+        <w:t>PHẦN 5. PHRASAL VERBS – PHẦN 2 (10 điểm)</w:t>
+      </w:r>
+    </w:p>
+    <w:p>
+      <w:pPr>
+        <w:spacing w:before="0" w:after="60"/>
+        <w:keepNext/>
+      </w:pPr>
+      <w:r>
+        <w:rPr>
+          <w:color w:val="000000"/>
+          <w:i/>
+        </w:rPr>
+        <w:t>Hướng dẫn: Điền cụm động từ phù hợp với ngữ cảnh và thì của câu.</w:t>
+      </w:r>
+    </w:p>
+    <w:p>
+      <w:pPr>
+        <w:spacing w:before="40" w:after="60"/>
+      </w:pPr>
+      <w:r>
+        <w:rPr>
+          <w:color w:val="000000"/>
+        </w:rPr>
+        <w:t>1. We need to ___ a better idea.</w:t>
+      </w:r>
+    </w:p>
+    <w:p>
+      <w:pPr>
+        <w:spacing w:before="120" w:after="160"/>
+      </w:pPr>
+      <w:r>
+        <w:rPr>
+          <w:color w:val="000000"/>
+        </w:rPr>
+        <w:t>2. I cannot ___ this noise.</w:t>
+      </w:r>
+    </w:p>
+    <w:p>
+      <w:pPr>
+        <w:spacing w:before="120" w:after="160"/>
+      </w:pPr>
+      <w:r>
+        <w:rPr>
+          <w:color w:val="000000"/>
+        </w:rPr>
+        <w:t>3. The team will ___ a survey.</w:t>
+      </w:r>
+    </w:p>
+    <w:p>
+      <w:pPr>
+        <w:spacing w:before="120" w:after="160"/>
+      </w:pPr>
+      <w:r>
+        <w:rPr>
+          <w:color w:val="000000"/>
+        </w:rPr>
+        <w:t>4. Police are ___ the accident.</w:t>
+      </w:r>
+    </w:p>
+    <w:p>
+      <w:pPr>
+        <w:spacing w:before="120" w:after="160"/>
+      </w:pPr>
+      <w:r>
+        <w:rPr>
+          <w:color w:val="000000"/>
+        </w:rPr>
+        <w:t>5. Nam has ___ with his work.</w:t>
+      </w:r>
+    </w:p>
+    <w:p>
+      <w:pPr>
+        <w:spacing w:before="120" w:after="160"/>
+      </w:pPr>
+      <w:r>
+        <w:rPr>
+          <w:color w:val="000000"/>
+        </w:rPr>
+        <w:t>6. She ___ an important issue.</w:t>
+      </w:r>
+    </w:p>
+    <w:p>
+      <w:pPr>
+        <w:spacing w:before="120" w:after="160"/>
+      </w:pPr>
+      <w:r>
+        <w:rPr>
+          <w:color w:val="000000"/>
+        </w:rPr>
+        <w:t>7. We ___ before sunrise.</w:t>
+      </w:r>
+    </w:p>
+    <w:p>
+      <w:pPr>
+        <w:spacing w:before="120" w:after="160"/>
+      </w:pPr>
+      <w:r>
+        <w:rPr>
+          <w:color w:val="000000"/>
+        </w:rPr>
+        <w:t>8. Do not ___ your parents.</w:t>
+      </w:r>
+    </w:p>
+    <w:p>
+      <w:pPr>
+        <w:spacing w:before="120" w:after="160"/>
+      </w:pPr>
+      <w:r>
+        <w:rPr>
+          <w:color w:val="000000"/>
+        </w:rPr>
+        <w:t>9. I am trying to ___ sugar.</w:t>
+      </w:r>
+    </w:p>
+    <w:p>
+      <w:pPr>
+        <w:spacing w:before="120" w:after="160"/>
+      </w:pPr>
+      <w:r>
+        <w:rPr>
+          <w:color w:val="000000"/>
+        </w:rPr>
+        <w:t>10. A new manager will ___.</w:t>
+      </w:r>
+    </w:p>
+    <w:p>
+      <w:pPr>
+        <w:spacing w:before="240" w:after="60"/>
+        <w:keepNext/>
+      </w:pPr>
+      <w:r>
+        <w:rPr>
+          <w:color w:val="000000"/>
           <w:b/>
         </w:rPr>
-        <w:t xml:space="preserve">PHẦN 7. NGHĨA THEO NGỮ CẢNH (10 điểm)</w:t>
-      </w:r>
-    </w:p>
-    <w:p>
-      <w:r>
-        <w:t xml:space="preserve">1. She turned down the job offer.</w:t>
-      </w:r>
-    </w:p>
-    <w:p>
-      <w:r>
-        <w:t xml:space="preserve">2. Please turn down the music.</w:t>
-      </w:r>
-    </w:p>
-    <w:p>
-      <w:r>
-        <w:t xml:space="preserve">3. The plane took off at nine.</w:t>
-      </w:r>
-    </w:p>
-    <w:p>
-      <w:r>
-        <w:t xml:space="preserve">4. His career took off after the film.</w:t>
-      </w:r>
-    </w:p>
-    <w:p>
-      <w:r>
-        <w:t xml:space="preserve">5. He made up an excuse.</w:t>
-      </w:r>
-    </w:p>
-    <w:p>
-      <w:r>
-        <w:t xml:space="preserve">6. They argued but made up later.</w:t>
-      </w:r>
-    </w:p>
-    <w:p>
-      <w:r>
-        <w:t xml:space="preserve">7. The car broke down.</w:t>
-      </w:r>
-    </w:p>
-    <w:p>
-      <w:r>
-        <w:t xml:space="preserve">8. Break the problem down into steps.</w:t>
-      </w:r>
-    </w:p>
-    <w:p>
-      <w:r>
-        <w:t xml:space="preserve">9. The company took on new staff.</w:t>
-      </w:r>
-    </w:p>
-    <w:p>
-      <w:r>
-        <w:t xml:space="preserve">10. Our team will take on the champions.</w:t>
-      </w:r>
-    </w:p>
-    <w:p>
-      <w:r>
-        <w:rPr>
+        <w:t>PHẦN 6. ĐIỀN TIỂU TỪ / GIỚI TỪ (10 điểm)</w:t>
+      </w:r>
+    </w:p>
+    <w:p>
+      <w:pPr>
+        <w:spacing w:before="0" w:after="60"/>
+        <w:keepNext/>
+      </w:pPr>
+      <w:r>
+        <w:rPr>
+          <w:color w:val="000000"/>
+          <w:i/>
+        </w:rPr>
+        <w:t>Hướng dẫn: Điền tiểu từ hoặc giới từ thích hợp để hoàn thành cụm động từ.</w:t>
+      </w:r>
+    </w:p>
+    <w:p>
+      <w:pPr>
+        <w:spacing w:before="40" w:after="60"/>
+      </w:pPr>
+      <w:r>
+        <w:rPr>
+          <w:color w:val="000000"/>
+        </w:rPr>
+        <w:t>1. turn ___ the fan</w:t>
+      </w:r>
+    </w:p>
+    <w:p>
+      <w:pPr>
+        <w:spacing w:before="120" w:after="160"/>
+      </w:pPr>
+      <w:r>
+        <w:rPr>
+          <w:color w:val="000000"/>
+        </w:rPr>
+        <w:t>2. look ___ a child</w:t>
+      </w:r>
+    </w:p>
+    <w:p>
+      <w:pPr>
+        <w:spacing w:before="120" w:after="160"/>
+      </w:pPr>
+      <w:r>
+        <w:rPr>
+          <w:color w:val="000000"/>
+        </w:rPr>
+        <w:t>3. look ___ a word</w:t>
+      </w:r>
+    </w:p>
+    <w:p>
+      <w:pPr>
+        <w:spacing w:before="120" w:after="160"/>
+      </w:pPr>
+      <w:r>
+        <w:rPr>
+          <w:color w:val="000000"/>
+        </w:rPr>
+        <w:t>4. write ___ the address</w:t>
+      </w:r>
+    </w:p>
+    <w:p>
+      <w:pPr>
+        <w:spacing w:before="120" w:after="160"/>
+      </w:pPr>
+      <w:r>
+        <w:rPr>
+          <w:color w:val="000000"/>
+        </w:rPr>
+        <w:t>5. put the books ___</w:t>
+      </w:r>
+    </w:p>
+    <w:p>
+      <w:pPr>
+        <w:spacing w:before="120" w:after="160"/>
+      </w:pPr>
+      <w:r>
+        <w:rPr>
+          <w:color w:val="000000"/>
+        </w:rPr>
+        <w:t>6. give it ___ to me</w:t>
+      </w:r>
+    </w:p>
+    <w:p>
+      <w:pPr>
+        <w:spacing w:before="120" w:after="160"/>
+      </w:pPr>
+      <w:r>
+        <w:rPr>
+          <w:color w:val="000000"/>
+        </w:rPr>
+        <w:t>7. get ___ an illness</w:t>
+      </w:r>
+    </w:p>
+    <w:p>
+      <w:pPr>
+        <w:spacing w:before="120" w:after="160"/>
+      </w:pPr>
+      <w:r>
+        <w:rPr>
+          <w:color w:val="000000"/>
+        </w:rPr>
+        <w:t>8. call me ___ later</w:t>
+      </w:r>
+    </w:p>
+    <w:p>
+      <w:pPr>
+        <w:spacing w:before="120" w:after="160"/>
+      </w:pPr>
+      <w:r>
+        <w:rPr>
+          <w:color w:val="000000"/>
+        </w:rPr>
+        <w:t>9. run ___ an old friend</w:t>
+      </w:r>
+    </w:p>
+    <w:p>
+      <w:pPr>
+        <w:spacing w:before="120" w:after="160"/>
+      </w:pPr>
+      <w:r>
+        <w:rPr>
+          <w:color w:val="000000"/>
+        </w:rPr>
+        <w:t>10. take ___ your shoes</w:t>
+      </w:r>
+    </w:p>
+    <w:p>
+      <w:pPr>
+        <w:spacing w:before="240" w:after="60"/>
+        <w:keepNext/>
+      </w:pPr>
+      <w:r>
+        <w:rPr>
+          <w:color w:val="000000"/>
           <w:b/>
         </w:rPr>
-        <w:t xml:space="preserve">PHẦN 8. SỬA LỖI SAI (10 điểm)</w:t>
-      </w:r>
-    </w:p>
-    <w:p>
-      <w:r>
-        <w:t xml:space="preserve">1. I enjoy to read at night.</w:t>
-      </w:r>
-    </w:p>
-    <w:p>
-      <w:r>
-        <w:t xml:space="preserve">2. Lan decided going home.</w:t>
-      </w:r>
-    </w:p>
-    <w:p>
-      <w:r>
-        <w:t xml:space="preserve">3. Thank you to helping me.</w:t>
-      </w:r>
-    </w:p>
-    <w:p>
-      <w:r>
-        <w:t xml:space="preserve">4. My teacher made me to rewrite it.</w:t>
-      </w:r>
-    </w:p>
-    <w:p>
-      <w:r>
-        <w:t xml:space="preserve">5. I look forward to meet you.</w:t>
-      </w:r>
-    </w:p>
-    <w:p>
-      <w:r>
-        <w:t xml:space="preserve">6. She suggested to take the bus.</w:t>
-      </w:r>
-    </w:p>
-    <w:p>
-      <w:r>
-        <w:t xml:space="preserve">7. You should to see a doctor.</w:t>
-      </w:r>
-    </w:p>
-    <w:p>
-      <w:r>
-        <w:t xml:space="preserve">8. He left without to say goodbye.</w:t>
-      </w:r>
-    </w:p>
-    <w:p>
-      <w:r>
-        <w:t xml:space="preserve">9. Please turn off it.</w:t>
-      </w:r>
-    </w:p>
-    <w:p>
-      <w:r>
-        <w:t xml:space="preserve">10. She looks her brother after.</w:t>
-      </w:r>
-    </w:p>
-    <w:p>
-      <w:r>
-        <w:rPr>
+        <w:t>PHẦN 7. NGHĨA THEO NGỮ CẢNH (10 điểm)</w:t>
+      </w:r>
+    </w:p>
+    <w:p>
+      <w:pPr>
+        <w:spacing w:before="0" w:after="60"/>
+        <w:keepNext/>
+      </w:pPr>
+      <w:r>
+        <w:rPr>
+          <w:color w:val="000000"/>
+          <w:i/>
+        </w:rPr>
+        <w:t>Hướng dẫn: Viết nghĩa phù hợp của cụm động từ trong từng câu.</w:t>
+      </w:r>
+    </w:p>
+    <w:p>
+      <w:pPr>
+        <w:spacing w:before="40" w:after="60"/>
+      </w:pPr>
+      <w:r>
+        <w:rPr>
+          <w:color w:val="000000"/>
+        </w:rPr>
+        <w:t>1. She turned down the job offer.</w:t>
+      </w:r>
+    </w:p>
+    <w:p>
+      <w:pPr>
+        <w:spacing w:before="120" w:after="160"/>
+      </w:pPr>
+      <w:r>
+        <w:rPr>
+          <w:color w:val="000000"/>
+        </w:rPr>
+        <w:t>2. Please turn down the music.</w:t>
+      </w:r>
+    </w:p>
+    <w:p>
+      <w:pPr>
+        <w:spacing w:before="120" w:after="160"/>
+      </w:pPr>
+      <w:r>
+        <w:rPr>
+          <w:color w:val="000000"/>
+        </w:rPr>
+        <w:t>3. The plane took off at nine.</w:t>
+      </w:r>
+    </w:p>
+    <w:p>
+      <w:pPr>
+        <w:spacing w:before="120" w:after="160"/>
+      </w:pPr>
+      <w:r>
+        <w:rPr>
+          <w:color w:val="000000"/>
+        </w:rPr>
+        <w:t>4. His career took off after the film.</w:t>
+      </w:r>
+    </w:p>
+    <w:p>
+      <w:pPr>
+        <w:spacing w:before="120" w:after="160"/>
+      </w:pPr>
+      <w:r>
+        <w:rPr>
+          <w:color w:val="000000"/>
+        </w:rPr>
+        <w:t>5. He made up an excuse.</w:t>
+      </w:r>
+    </w:p>
+    <w:p>
+      <w:pPr>
+        <w:spacing w:before="120" w:after="160"/>
+      </w:pPr>
+      <w:r>
+        <w:rPr>
+          <w:color w:val="000000"/>
+        </w:rPr>
+        <w:t>6. They argued but made up later.</w:t>
+      </w:r>
+    </w:p>
+    <w:p>
+      <w:pPr>
+        <w:spacing w:before="120" w:after="160"/>
+      </w:pPr>
+      <w:r>
+        <w:rPr>
+          <w:color w:val="000000"/>
+        </w:rPr>
+        <w:t>7. The car broke down.</w:t>
+      </w:r>
+    </w:p>
+    <w:p>
+      <w:pPr>
+        <w:spacing w:before="120" w:after="160"/>
+      </w:pPr>
+      <w:r>
+        <w:rPr>
+          <w:color w:val="000000"/>
+        </w:rPr>
+        <w:t>8. Break the problem down into steps.</w:t>
+      </w:r>
+    </w:p>
+    <w:p>
+      <w:pPr>
+        <w:spacing w:before="120" w:after="160"/>
+      </w:pPr>
+      <w:r>
+        <w:rPr>
+          <w:color w:val="000000"/>
+        </w:rPr>
+        <w:t>9. The company took on new staff.</w:t>
+      </w:r>
+    </w:p>
+    <w:p>
+      <w:pPr>
+        <w:spacing w:before="120" w:after="160"/>
+      </w:pPr>
+      <w:r>
+        <w:rPr>
+          <w:color w:val="000000"/>
+        </w:rPr>
+        <w:t>10. Our team will take on the champions.</w:t>
+      </w:r>
+    </w:p>
+    <w:p>
+      <w:pPr>
+        <w:spacing w:before="240" w:after="60"/>
+        <w:keepNext/>
+      </w:pPr>
+      <w:r>
+        <w:rPr>
+          <w:color w:val="000000"/>
           <w:b/>
         </w:rPr>
-        <w:t xml:space="preserve">PHẦN 9. ĐỌC HIỂU (10 điểm)</w:t>
-      </w:r>
-    </w:p>
-    <w:p>
-      <w:r>
-        <w:t xml:space="preserve">Lan decided to improve her study routine. She stopped staying up late and gave up checking her phone while studying. Every evening, she goes over her notes and looks up unfamiliar words. She enjoys working with a friend because they can help each other work out difficult answers. Last week, they came up with a revision plan. Lan looks forward to taking the test and hopes to get a better result.</w:t>
-      </w:r>
-    </w:p>
-    <w:p>
-      <w:r>
-        <w:t xml:space="preserve">1. What did Lan decide to do? 2. What two habits did she stop? 3. What does she do with unfamiliar words? 4. What did the friends come up with? 5. What does she hope to get?</w:t>
-      </w:r>
-    </w:p>
-    <w:p>
-      <w:r>
-        <w:rPr>
+        <w:t>PHẦN 8. SỬA LỖI SAI (10 điểm)</w:t>
+      </w:r>
+    </w:p>
+    <w:p>
+      <w:pPr>
+        <w:spacing w:before="0" w:after="60"/>
+        <w:keepNext/>
+      </w:pPr>
+      <w:r>
+        <w:rPr>
+          <w:color w:val="000000"/>
+          <w:i/>
+        </w:rPr>
+        <w:t>Hướng dẫn: Tìm lỗi sai và viết lại câu đúng hoàn chỉnh.</w:t>
+      </w:r>
+    </w:p>
+    <w:p>
+      <w:pPr>
+        <w:spacing w:before="40" w:after="60"/>
+      </w:pPr>
+      <w:r>
+        <w:rPr>
+          <w:color w:val="000000"/>
+        </w:rPr>
+        <w:t>1. I enjoy to read at night.</w:t>
+      </w:r>
+    </w:p>
+    <w:p>
+      <w:pPr>
+        <w:spacing w:before="120" w:after="160"/>
+      </w:pPr>
+      <w:r>
+        <w:rPr>
+          <w:color w:val="000000"/>
+        </w:rPr>
+        <w:t>2. Lan decided going home.</w:t>
+      </w:r>
+    </w:p>
+    <w:p>
+      <w:pPr>
+        <w:spacing w:before="120" w:after="160"/>
+      </w:pPr>
+      <w:r>
+        <w:rPr>
+          <w:color w:val="000000"/>
+        </w:rPr>
+        <w:t>3. Thank you to helping me.</w:t>
+      </w:r>
+    </w:p>
+    <w:p>
+      <w:pPr>
+        <w:spacing w:before="120" w:after="160"/>
+      </w:pPr>
+      <w:r>
+        <w:rPr>
+          <w:color w:val="000000"/>
+        </w:rPr>
+        <w:t>4. My teacher made me to rewrite it.</w:t>
+      </w:r>
+    </w:p>
+    <w:p>
+      <w:pPr>
+        <w:spacing w:before="120" w:after="160"/>
+      </w:pPr>
+      <w:r>
+        <w:rPr>
+          <w:color w:val="000000"/>
+        </w:rPr>
+        <w:t>5. I look forward to meet you.</w:t>
+      </w:r>
+    </w:p>
+    <w:p>
+      <w:pPr>
+        <w:spacing w:before="120" w:after="160"/>
+      </w:pPr>
+      <w:r>
+        <w:rPr>
+          <w:color w:val="000000"/>
+        </w:rPr>
+        <w:t>6. She suggested to take the bus.</w:t>
+      </w:r>
+    </w:p>
+    <w:p>
+      <w:pPr>
+        <w:spacing w:before="120" w:after="160"/>
+      </w:pPr>
+      <w:r>
+        <w:rPr>
+          <w:color w:val="000000"/>
+        </w:rPr>
+        <w:t>7. You should to see a doctor.</w:t>
+      </w:r>
+    </w:p>
+    <w:p>
+      <w:pPr>
+        <w:spacing w:before="120" w:after="160"/>
+      </w:pPr>
+      <w:r>
+        <w:rPr>
+          <w:color w:val="000000"/>
+        </w:rPr>
+        <w:t>8. He left without to say goodbye.</w:t>
+      </w:r>
+    </w:p>
+    <w:p>
+      <w:pPr>
+        <w:spacing w:before="120" w:after="160"/>
+      </w:pPr>
+      <w:r>
+        <w:rPr>
+          <w:color w:val="000000"/>
+        </w:rPr>
+        <w:t>9. Please turn off it.</w:t>
+      </w:r>
+    </w:p>
+    <w:p>
+      <w:pPr>
+        <w:spacing w:before="120" w:after="160"/>
+      </w:pPr>
+      <w:r>
+        <w:rPr>
+          <w:color w:val="000000"/>
+        </w:rPr>
+        <w:t>10. She looks her brother after.</w:t>
+      </w:r>
+    </w:p>
+    <w:p>
+      <w:pPr>
+        <w:spacing w:before="240" w:after="60"/>
+        <w:keepNext/>
+      </w:pPr>
+      <w:r>
+        <w:rPr>
+          <w:color w:val="000000"/>
           <w:b/>
         </w:rPr>
-        <w:t xml:space="preserve">PHẦN 10. VIẾT (10 điểm)</w:t>
-      </w:r>
-    </w:p>
-    <w:p>
-      <w:r>
-        <w:t xml:space="preserve">Viết 90–110 từ về cách bạn thay đổi thói quen học tập. Dùng ít nhất 4 dạng gerund/infinitive và 5 phrasal verbs.</w:t>
-      </w:r>
-    </w:p>
-    <w:p>
-      <w:r>
-        <w:rPr>
+        <w:t>PHẦN 9. ĐỌC HIỂU (10 điểm)</w:t>
+      </w:r>
+    </w:p>
+    <w:p>
+      <w:pPr>
+        <w:spacing w:before="0" w:after="60"/>
+        <w:keepNext/>
+      </w:pPr>
+      <w:r>
+        <w:rPr>
+          <w:color w:val="000000"/>
+          <w:i/>
+        </w:rPr>
+        <w:t>Hướng dẫn: Đọc đoạn văn và trả lời từng câu hỏi bằng thông tin trong bài.</w:t>
+      </w:r>
+    </w:p>
+    <w:p>
+      <w:pPr>
+        <w:spacing w:before="0" w:after="120"/>
+      </w:pPr>
+      <w:r>
+        <w:rPr>
+          <w:color w:val="000000"/>
+        </w:rPr>
+        <w:t>Lan decided to improve her study routine. She stopped staying up late and gave up checking her phone while studying.</w:t>
+      </w:r>
+    </w:p>
+    <w:p>
+      <w:pPr>
+        <w:spacing w:before="0" w:after="120"/>
+      </w:pPr>
+      <w:r>
+        <w:rPr>
+          <w:color w:val="000000"/>
+        </w:rPr>
+        <w:t>Every evening, she goes over her notes and looks up unfamiliar words. She enjoys working with a friend because they can help each other work out difficult answers.</w:t>
+      </w:r>
+    </w:p>
+    <w:p>
+      <w:pPr>
+        <w:spacing w:before="0" w:after="120"/>
+      </w:pPr>
+      <w:r>
+        <w:rPr>
+          <w:color w:val="000000"/>
+        </w:rPr>
+        <w:t>Last week, they came up with a revision plan. Lan looks forward to taking the test and hopes to get a better result.</w:t>
+      </w:r>
+    </w:p>
+    <w:p>
+      <w:pPr>
+        <w:spacing w:before="120" w:after="160"/>
+      </w:pPr>
+      <w:r>
+        <w:rPr>
+          <w:color w:val="000000"/>
+        </w:rPr>
+        <w:t>1. What did Lan decide to do?</w:t>
+      </w:r>
+    </w:p>
+    <w:p>
+      <w:pPr>
+        <w:spacing w:before="120" w:after="160"/>
+      </w:pPr>
+      <w:r>
+        <w:rPr>
+          <w:color w:val="000000"/>
+        </w:rPr>
+        <w:t>2. What two habits did she stop?</w:t>
+      </w:r>
+    </w:p>
+    <w:p>
+      <w:pPr>
+        <w:spacing w:before="120" w:after="160"/>
+      </w:pPr>
+      <w:r>
+        <w:rPr>
+          <w:color w:val="000000"/>
+        </w:rPr>
+        <w:t>3. What does she do with unfamiliar words?</w:t>
+      </w:r>
+    </w:p>
+    <w:p>
+      <w:pPr>
+        <w:spacing w:before="120" w:after="160"/>
+      </w:pPr>
+      <w:r>
+        <w:rPr>
+          <w:color w:val="000000"/>
+        </w:rPr>
+        <w:t>4. What did the friends come up with?</w:t>
+      </w:r>
+    </w:p>
+    <w:p>
+      <w:pPr>
+        <w:spacing w:before="120" w:after="160"/>
+      </w:pPr>
+      <w:r>
+        <w:rPr>
+          <w:color w:val="000000"/>
+        </w:rPr>
+        <w:t>5. What does she hope to get?</w:t>
+      </w:r>
+    </w:p>
+    <w:p>
+      <w:pPr>
+        <w:spacing w:before="240" w:after="60"/>
+        <w:keepNext/>
+      </w:pPr>
+      <w:r>
+        <w:rPr>
+          <w:color w:val="000000"/>
           <w:b/>
         </w:rPr>
-        <w:t xml:space="preserve">ĐÁP ÁN – ĐỀ 1</w:t>
-      </w:r>
-    </w:p>
-    <w:p>
-      <w:r>
-        <w:rPr>
+        <w:t>PHẦN 10. VIẾT (10 điểm)</w:t>
+      </w:r>
+    </w:p>
+    <w:p>
+      <w:pPr>
+        <w:spacing w:before="0" w:after="60"/>
+        <w:keepNext/>
+      </w:pPr>
+      <w:r>
+        <w:rPr>
+          <w:color w:val="000000"/>
+          <w:i/>
+        </w:rPr>
+        <w:t>Hướng dẫn: Viết đúng độ dài và sử dụng đủ cấu trúc động từ cùng cụm động từ được yêu cầu.</w:t>
+      </w:r>
+    </w:p>
+    <w:p>
+      <w:pPr>
+        <w:spacing w:before="40" w:after="60"/>
+      </w:pPr>
+      <w:r>
+        <w:rPr>
+          <w:color w:val="000000"/>
+        </w:rPr>
+        <w:t>Viết 90–110 từ về cách bạn thay đổi thói quen học tập. Dùng ít nhất 4 dạng gerund/infinitive và 5 phrasal verbs.</w:t>
+      </w:r>
+    </w:p>
+    <w:p>
+      <w:pPr>
+        <w:spacing w:before="0" w:after="280"/>
+        <w:keepNext/>
+        <w:jc w:val="center"/>
+      </w:pPr>
+      <w:r>
+        <w:rPr>
+          <w:color w:val="000000"/>
           <w:b/>
         </w:rPr>
-        <w:t xml:space="preserve">PHẦN 1: 1. reading; 2. to study; 3. making; 4. to see; 5. writing; 6. to call; 7. taking; 8. to learn; 9. asking; 10. to solve</w:t>
-      </w:r>
-    </w:p>
-    <w:p>
-      <w:r>
-        <w:rPr>
+        <w:br w:type="page"/>
+        <w:t>ĐÁP ÁN</w:t>
+      </w:r>
+    </w:p>
+    <w:p>
+      <w:pPr>
+        <w:spacing w:before="240" w:after="60"/>
+        <w:keepNext/>
+      </w:pPr>
+      <w:r>
+        <w:rPr>
+          <w:color w:val="000000"/>
           <w:b/>
         </w:rPr>
-        <w:t xml:space="preserve">PHẦN 2: 1. helping; 2. learning; 3. saying; 4. meeting; 5. to open; 6. choose; 7. laugh; 8. to bring; 9. rest; 10. to apply</w:t>
-      </w:r>
-    </w:p>
-    <w:p>
-      <w:r>
-        <w:rPr>
+        <w:t>PHẦN 1</w:t>
+      </w:r>
+    </w:p>
+    <w:p>
+      <w:pPr>
+        <w:spacing w:before="60" w:after="120"/>
+      </w:pPr>
+      <w:r>
+        <w:rPr>
+          <w:color w:val="000000"/>
+        </w:rPr>
+        <w:t>Câu 1: reading</w:t>
+      </w:r>
+    </w:p>
+    <w:p>
+      <w:pPr>
+        <w:spacing w:before="60" w:after="120"/>
+      </w:pPr>
+      <w:r>
+        <w:rPr>
+          <w:color w:val="000000"/>
+        </w:rPr>
+        <w:t>Câu 2: to study</w:t>
+      </w:r>
+    </w:p>
+    <w:p>
+      <w:pPr>
+        <w:spacing w:before="60" w:after="120"/>
+      </w:pPr>
+      <w:r>
+        <w:rPr>
+          <w:color w:val="000000"/>
+        </w:rPr>
+        <w:t>Câu 3: making</w:t>
+      </w:r>
+    </w:p>
+    <w:p>
+      <w:pPr>
+        <w:spacing w:before="60" w:after="120"/>
+      </w:pPr>
+      <w:r>
+        <w:rPr>
+          <w:color w:val="000000"/>
+        </w:rPr>
+        <w:t>Câu 4: to see</w:t>
+      </w:r>
+    </w:p>
+    <w:p>
+      <w:pPr>
+        <w:spacing w:before="60" w:after="120"/>
+      </w:pPr>
+      <w:r>
+        <w:rPr>
+          <w:color w:val="000000"/>
+        </w:rPr>
+        <w:t>Câu 5: writing</w:t>
+      </w:r>
+    </w:p>
+    <w:p>
+      <w:pPr>
+        <w:spacing w:before="60" w:after="120"/>
+      </w:pPr>
+      <w:r>
+        <w:rPr>
+          <w:color w:val="000000"/>
+        </w:rPr>
+        <w:t>Câu 6: to call</w:t>
+      </w:r>
+    </w:p>
+    <w:p>
+      <w:pPr>
+        <w:spacing w:before="60" w:after="120"/>
+      </w:pPr>
+      <w:r>
+        <w:rPr>
+          <w:color w:val="000000"/>
+        </w:rPr>
+        <w:t>Câu 7: taking</w:t>
+      </w:r>
+    </w:p>
+    <w:p>
+      <w:pPr>
+        <w:spacing w:before="60" w:after="120"/>
+      </w:pPr>
+      <w:r>
+        <w:rPr>
+          <w:color w:val="000000"/>
+        </w:rPr>
+        <w:t>Câu 8: to learn</w:t>
+      </w:r>
+    </w:p>
+    <w:p>
+      <w:pPr>
+        <w:spacing w:before="60" w:after="120"/>
+      </w:pPr>
+      <w:r>
+        <w:rPr>
+          <w:color w:val="000000"/>
+        </w:rPr>
+        <w:t>Câu 9: asking</w:t>
+      </w:r>
+    </w:p>
+    <w:p>
+      <w:pPr>
+        <w:spacing w:before="60" w:after="120"/>
+      </w:pPr>
+      <w:r>
+        <w:rPr>
+          <w:color w:val="000000"/>
+        </w:rPr>
+        <w:t>Câu 10: to solve</w:t>
+      </w:r>
+    </w:p>
+    <w:p>
+      <w:pPr>
+        <w:spacing w:before="240" w:after="60"/>
+        <w:keepNext/>
+      </w:pPr>
+      <w:r>
+        <w:rPr>
+          <w:color w:val="000000"/>
           <w:b/>
         </w:rPr>
-        <w:t xml:space="preserve">PHẦN 3: 1. to lock; 2. meeting; 3. smoking; 4. to have; 5. restarting; 6. to lift; 7. saying; 8. to inform; 9. to explain; 10. working</w:t>
-      </w:r>
-    </w:p>
-    <w:p>
-      <w:r>
-        <w:rPr>
+        <w:t>PHẦN 2</w:t>
+      </w:r>
+    </w:p>
+    <w:p>
+      <w:pPr>
+        <w:spacing w:before="60" w:after="120"/>
+      </w:pPr>
+      <w:r>
+        <w:rPr>
+          <w:color w:val="000000"/>
+        </w:rPr>
+        <w:t>Câu 1: helping</w:t>
+      </w:r>
+    </w:p>
+    <w:p>
+      <w:pPr>
+        <w:spacing w:before="60" w:after="120"/>
+      </w:pPr>
+      <w:r>
+        <w:rPr>
+          <w:color w:val="000000"/>
+        </w:rPr>
+        <w:t>Câu 2: learning</w:t>
+      </w:r>
+    </w:p>
+    <w:p>
+      <w:pPr>
+        <w:spacing w:before="60" w:after="120"/>
+      </w:pPr>
+      <w:r>
+        <w:rPr>
+          <w:color w:val="000000"/>
+        </w:rPr>
+        <w:t>Câu 3: saying</w:t>
+      </w:r>
+    </w:p>
+    <w:p>
+      <w:pPr>
+        <w:spacing w:before="60" w:after="120"/>
+      </w:pPr>
+      <w:r>
+        <w:rPr>
+          <w:color w:val="000000"/>
+        </w:rPr>
+        <w:t>Câu 4: meeting</w:t>
+      </w:r>
+    </w:p>
+    <w:p>
+      <w:pPr>
+        <w:spacing w:before="60" w:after="120"/>
+      </w:pPr>
+      <w:r>
+        <w:rPr>
+          <w:color w:val="000000"/>
+        </w:rPr>
+        <w:t>Câu 5: to open</w:t>
+      </w:r>
+    </w:p>
+    <w:p>
+      <w:pPr>
+        <w:spacing w:before="60" w:after="120"/>
+      </w:pPr>
+      <w:r>
+        <w:rPr>
+          <w:color w:val="000000"/>
+        </w:rPr>
+        <w:t>Câu 6: choose</w:t>
+      </w:r>
+    </w:p>
+    <w:p>
+      <w:pPr>
+        <w:spacing w:before="60" w:after="120"/>
+      </w:pPr>
+      <w:r>
+        <w:rPr>
+          <w:color w:val="000000"/>
+        </w:rPr>
+        <w:t>Câu 7: laugh</w:t>
+      </w:r>
+    </w:p>
+    <w:p>
+      <w:pPr>
+        <w:spacing w:before="60" w:after="120"/>
+      </w:pPr>
+      <w:r>
+        <w:rPr>
+          <w:color w:val="000000"/>
+        </w:rPr>
+        <w:t>Câu 8: to bring</w:t>
+      </w:r>
+    </w:p>
+    <w:p>
+      <w:pPr>
+        <w:spacing w:before="60" w:after="120"/>
+      </w:pPr>
+      <w:r>
+        <w:rPr>
+          <w:color w:val="000000"/>
+        </w:rPr>
+        <w:t>Câu 9: rest</w:t>
+      </w:r>
+    </w:p>
+    <w:p>
+      <w:pPr>
+        <w:spacing w:before="60" w:after="120"/>
+      </w:pPr>
+      <w:r>
+        <w:rPr>
+          <w:color w:val="000000"/>
+        </w:rPr>
+        <w:t>Câu 10: to apply</w:t>
+      </w:r>
+    </w:p>
+    <w:p>
+      <w:pPr>
+        <w:spacing w:before="240" w:after="60"/>
+        <w:keepNext/>
+      </w:pPr>
+      <w:r>
+        <w:rPr>
+          <w:color w:val="000000"/>
           <w:b/>
         </w:rPr>
-        <w:t xml:space="preserve">PHẦN 4: 1. turn off; 2. looking for; 3. looks after; 4. give up; 5. hand in; 6. find out; 7. pick up; 8. called off; 9. go over; 10. set up</w:t>
-      </w:r>
-    </w:p>
-    <w:p>
-      <w:r>
-        <w:rPr>
+        <w:t>PHẦN 3</w:t>
+      </w:r>
+    </w:p>
+    <w:p>
+      <w:pPr>
+        <w:spacing w:before="60" w:after="120"/>
+      </w:pPr>
+      <w:r>
+        <w:rPr>
+          <w:color w:val="000000"/>
+        </w:rPr>
+        <w:t>Câu 1: to lock</w:t>
+      </w:r>
+    </w:p>
+    <w:p>
+      <w:pPr>
+        <w:spacing w:before="60" w:after="120"/>
+      </w:pPr>
+      <w:r>
+        <w:rPr>
+          <w:color w:val="000000"/>
+        </w:rPr>
+        <w:t>Câu 2: meeting</w:t>
+      </w:r>
+    </w:p>
+    <w:p>
+      <w:pPr>
+        <w:spacing w:before="60" w:after="120"/>
+      </w:pPr>
+      <w:r>
+        <w:rPr>
+          <w:color w:val="000000"/>
+        </w:rPr>
+        <w:t>Câu 3: smoking</w:t>
+      </w:r>
+    </w:p>
+    <w:p>
+      <w:pPr>
+        <w:spacing w:before="60" w:after="120"/>
+      </w:pPr>
+      <w:r>
+        <w:rPr>
+          <w:color w:val="000000"/>
+        </w:rPr>
+        <w:t>Câu 4: to have</w:t>
+      </w:r>
+    </w:p>
+    <w:p>
+      <w:pPr>
+        <w:spacing w:before="60" w:after="120"/>
+      </w:pPr>
+      <w:r>
+        <w:rPr>
+          <w:color w:val="000000"/>
+        </w:rPr>
+        <w:t>Câu 5: restarting</w:t>
+      </w:r>
+    </w:p>
+    <w:p>
+      <w:pPr>
+        <w:spacing w:before="60" w:after="120"/>
+      </w:pPr>
+      <w:r>
+        <w:rPr>
+          <w:color w:val="000000"/>
+        </w:rPr>
+        <w:t>Câu 6: to lift</w:t>
+      </w:r>
+    </w:p>
+    <w:p>
+      <w:pPr>
+        <w:spacing w:before="60" w:after="120"/>
+      </w:pPr>
+      <w:r>
+        <w:rPr>
+          <w:color w:val="000000"/>
+        </w:rPr>
+        <w:t>Câu 7: saying</w:t>
+      </w:r>
+    </w:p>
+    <w:p>
+      <w:pPr>
+        <w:spacing w:before="60" w:after="120"/>
+      </w:pPr>
+      <w:r>
+        <w:rPr>
+          <w:color w:val="000000"/>
+        </w:rPr>
+        <w:t>Câu 8: to inform</w:t>
+      </w:r>
+    </w:p>
+    <w:p>
+      <w:pPr>
+        <w:spacing w:before="60" w:after="120"/>
+      </w:pPr>
+      <w:r>
+        <w:rPr>
+          <w:color w:val="000000"/>
+        </w:rPr>
+        <w:t>Câu 9: to explain</w:t>
+      </w:r>
+    </w:p>
+    <w:p>
+      <w:pPr>
+        <w:spacing w:before="60" w:after="120"/>
+      </w:pPr>
+      <w:r>
+        <w:rPr>
+          <w:color w:val="000000"/>
+        </w:rPr>
+        <w:t>Câu 10: working</w:t>
+      </w:r>
+    </w:p>
+    <w:p>
+      <w:pPr>
+        <w:spacing w:before="240" w:after="60"/>
+        <w:keepNext/>
+      </w:pPr>
+      <w:r>
+        <w:rPr>
+          <w:color w:val="000000"/>
           <w:b/>
         </w:rPr>
-        <w:t xml:space="preserve">PHẦN 5: 1. come up with; 2. put up with; 3. carry out; 4. looking into; 5. fallen behind; 6. brought up; 7. set off; 8. let down; 9. cut down on; 10. take over</w:t>
-      </w:r>
-    </w:p>
-    <w:p>
-      <w:r>
-        <w:rPr>
+        <w:t>PHẦN 4</w:t>
+      </w:r>
+    </w:p>
+    <w:p>
+      <w:pPr>
+        <w:spacing w:before="60" w:after="120"/>
+      </w:pPr>
+      <w:r>
+        <w:rPr>
+          <w:color w:val="000000"/>
+        </w:rPr>
+        <w:t>Câu 1: turn off</w:t>
+      </w:r>
+    </w:p>
+    <w:p>
+      <w:pPr>
+        <w:spacing w:before="60" w:after="120"/>
+      </w:pPr>
+      <w:r>
+        <w:rPr>
+          <w:color w:val="000000"/>
+        </w:rPr>
+        <w:t>Câu 2: looking for</w:t>
+      </w:r>
+    </w:p>
+    <w:p>
+      <w:pPr>
+        <w:spacing w:before="60" w:after="120"/>
+      </w:pPr>
+      <w:r>
+        <w:rPr>
+          <w:color w:val="000000"/>
+        </w:rPr>
+        <w:t>Câu 3: looks after</w:t>
+      </w:r>
+    </w:p>
+    <w:p>
+      <w:pPr>
+        <w:spacing w:before="60" w:after="120"/>
+      </w:pPr>
+      <w:r>
+        <w:rPr>
+          <w:color w:val="000000"/>
+        </w:rPr>
+        <w:t>Câu 4: give up</w:t>
+      </w:r>
+    </w:p>
+    <w:p>
+      <w:pPr>
+        <w:spacing w:before="60" w:after="120"/>
+      </w:pPr>
+      <w:r>
+        <w:rPr>
+          <w:color w:val="000000"/>
+        </w:rPr>
+        <w:t>Câu 5: hand in</w:t>
+      </w:r>
+    </w:p>
+    <w:p>
+      <w:pPr>
+        <w:spacing w:before="60" w:after="120"/>
+      </w:pPr>
+      <w:r>
+        <w:rPr>
+          <w:color w:val="000000"/>
+        </w:rPr>
+        <w:t>Câu 6: find out</w:t>
+      </w:r>
+    </w:p>
+    <w:p>
+      <w:pPr>
+        <w:spacing w:before="60" w:after="120"/>
+      </w:pPr>
+      <w:r>
+        <w:rPr>
+          <w:color w:val="000000"/>
+        </w:rPr>
+        <w:t>Câu 7: pick up</w:t>
+      </w:r>
+    </w:p>
+    <w:p>
+      <w:pPr>
+        <w:spacing w:before="60" w:after="120"/>
+      </w:pPr>
+      <w:r>
+        <w:rPr>
+          <w:color w:val="000000"/>
+        </w:rPr>
+        <w:t>Câu 8: called off</w:t>
+      </w:r>
+    </w:p>
+    <w:p>
+      <w:pPr>
+        <w:spacing w:before="60" w:after="120"/>
+      </w:pPr>
+      <w:r>
+        <w:rPr>
+          <w:color w:val="000000"/>
+        </w:rPr>
+        <w:t>Câu 9: go over</w:t>
+      </w:r>
+    </w:p>
+    <w:p>
+      <w:pPr>
+        <w:spacing w:before="60" w:after="120"/>
+      </w:pPr>
+      <w:r>
+        <w:rPr>
+          <w:color w:val="000000"/>
+        </w:rPr>
+        <w:t>Câu 10: set up</w:t>
+      </w:r>
+    </w:p>
+    <w:p>
+      <w:pPr>
+        <w:spacing w:before="240" w:after="60"/>
+        <w:keepNext/>
+      </w:pPr>
+      <w:r>
+        <w:rPr>
+          <w:color w:val="000000"/>
           <w:b/>
         </w:rPr>
-        <w:t xml:space="preserve">PHẦN 6: 1. off; 2. after; 3. up; 4. down; 5. away; 6. back; 7. over; 8. back; 9. into; 10. off</w:t>
-      </w:r>
-    </w:p>
-    <w:p>
-      <w:r>
-        <w:rPr>
+        <w:t>PHẦN 5</w:t>
+      </w:r>
+    </w:p>
+    <w:p>
+      <w:pPr>
+        <w:spacing w:before="60" w:after="120"/>
+      </w:pPr>
+      <w:r>
+        <w:rPr>
+          <w:color w:val="000000"/>
+        </w:rPr>
+        <w:t>Câu 1: come up with</w:t>
+      </w:r>
+    </w:p>
+    <w:p>
+      <w:pPr>
+        <w:spacing w:before="60" w:after="120"/>
+      </w:pPr>
+      <w:r>
+        <w:rPr>
+          <w:color w:val="000000"/>
+        </w:rPr>
+        <w:t>Câu 2: put up with</w:t>
+      </w:r>
+    </w:p>
+    <w:p>
+      <w:pPr>
+        <w:spacing w:before="60" w:after="120"/>
+      </w:pPr>
+      <w:r>
+        <w:rPr>
+          <w:color w:val="000000"/>
+        </w:rPr>
+        <w:t>Câu 3: carry out</w:t>
+      </w:r>
+    </w:p>
+    <w:p>
+      <w:pPr>
+        <w:spacing w:before="60" w:after="120"/>
+      </w:pPr>
+      <w:r>
+        <w:rPr>
+          <w:color w:val="000000"/>
+        </w:rPr>
+        <w:t>Câu 4: looking into</w:t>
+      </w:r>
+    </w:p>
+    <w:p>
+      <w:pPr>
+        <w:spacing w:before="60" w:after="120"/>
+      </w:pPr>
+      <w:r>
+        <w:rPr>
+          <w:color w:val="000000"/>
+        </w:rPr>
+        <w:t>Câu 5: fallen behind</w:t>
+      </w:r>
+    </w:p>
+    <w:p>
+      <w:pPr>
+        <w:spacing w:before="60" w:after="120"/>
+      </w:pPr>
+      <w:r>
+        <w:rPr>
+          <w:color w:val="000000"/>
+        </w:rPr>
+        <w:t>Câu 6: brought up</w:t>
+      </w:r>
+    </w:p>
+    <w:p>
+      <w:pPr>
+        <w:spacing w:before="60" w:after="120"/>
+      </w:pPr>
+      <w:r>
+        <w:rPr>
+          <w:color w:val="000000"/>
+        </w:rPr>
+        <w:t>Câu 7: set off</w:t>
+      </w:r>
+    </w:p>
+    <w:p>
+      <w:pPr>
+        <w:spacing w:before="60" w:after="120"/>
+      </w:pPr>
+      <w:r>
+        <w:rPr>
+          <w:color w:val="000000"/>
+        </w:rPr>
+        <w:t>Câu 8: let down</w:t>
+      </w:r>
+    </w:p>
+    <w:p>
+      <w:pPr>
+        <w:spacing w:before="60" w:after="120"/>
+      </w:pPr>
+      <w:r>
+        <w:rPr>
+          <w:color w:val="000000"/>
+        </w:rPr>
+        <w:t>Câu 9: cut down on</w:t>
+      </w:r>
+    </w:p>
+    <w:p>
+      <w:pPr>
+        <w:spacing w:before="60" w:after="120"/>
+      </w:pPr>
+      <w:r>
+        <w:rPr>
+          <w:color w:val="000000"/>
+        </w:rPr>
+        <w:t>Câu 10: take over</w:t>
+      </w:r>
+    </w:p>
+    <w:p>
+      <w:pPr>
+        <w:spacing w:before="240" w:after="60"/>
+        <w:keepNext/>
+      </w:pPr>
+      <w:r>
+        <w:rPr>
+          <w:color w:val="000000"/>
           <w:b/>
         </w:rPr>
-        <w:t xml:space="preserve">PHẦN 7: 1. refused; 2. reduce the volume; 3. left the ground; 4. became successful quickly; 5. invented; 6. became friends again; 7. stopped working; 8. divide for analysis; 9. employed; 10. compete against</w:t>
-      </w:r>
-    </w:p>
-    <w:p>
-      <w:r>
-        <w:rPr>
+        <w:t>PHẦN 6</w:t>
+      </w:r>
+    </w:p>
+    <w:p>
+      <w:pPr>
+        <w:spacing w:before="60" w:after="120"/>
+      </w:pPr>
+      <w:r>
+        <w:rPr>
+          <w:color w:val="000000"/>
+        </w:rPr>
+        <w:t>Câu 1: off</w:t>
+      </w:r>
+    </w:p>
+    <w:p>
+      <w:pPr>
+        <w:spacing w:before="60" w:after="120"/>
+      </w:pPr>
+      <w:r>
+        <w:rPr>
+          <w:color w:val="000000"/>
+        </w:rPr>
+        <w:t>Câu 2: after</w:t>
+      </w:r>
+    </w:p>
+    <w:p>
+      <w:pPr>
+        <w:spacing w:before="60" w:after="120"/>
+      </w:pPr>
+      <w:r>
+        <w:rPr>
+          <w:color w:val="000000"/>
+        </w:rPr>
+        <w:t>Câu 3: up</w:t>
+      </w:r>
+    </w:p>
+    <w:p>
+      <w:pPr>
+        <w:spacing w:before="60" w:after="120"/>
+      </w:pPr>
+      <w:r>
+        <w:rPr>
+          <w:color w:val="000000"/>
+        </w:rPr>
+        <w:t>Câu 4: down</w:t>
+      </w:r>
+    </w:p>
+    <w:p>
+      <w:pPr>
+        <w:spacing w:before="60" w:after="120"/>
+      </w:pPr>
+      <w:r>
+        <w:rPr>
+          <w:color w:val="000000"/>
+        </w:rPr>
+        <w:t>Câu 5: away</w:t>
+      </w:r>
+    </w:p>
+    <w:p>
+      <w:pPr>
+        <w:spacing w:before="60" w:after="120"/>
+      </w:pPr>
+      <w:r>
+        <w:rPr>
+          <w:color w:val="000000"/>
+        </w:rPr>
+        <w:t>Câu 6: back</w:t>
+      </w:r>
+    </w:p>
+    <w:p>
+      <w:pPr>
+        <w:spacing w:before="60" w:after="120"/>
+      </w:pPr>
+      <w:r>
+        <w:rPr>
+          <w:color w:val="000000"/>
+        </w:rPr>
+        <w:t>Câu 7: over</w:t>
+      </w:r>
+    </w:p>
+    <w:p>
+      <w:pPr>
+        <w:spacing w:before="60" w:after="120"/>
+      </w:pPr>
+      <w:r>
+        <w:rPr>
+          <w:color w:val="000000"/>
+        </w:rPr>
+        <w:t>Câu 8: back</w:t>
+      </w:r>
+    </w:p>
+    <w:p>
+      <w:pPr>
+        <w:spacing w:before="60" w:after="120"/>
+      </w:pPr>
+      <w:r>
+        <w:rPr>
+          <w:color w:val="000000"/>
+        </w:rPr>
+        <w:t>Câu 9: into</w:t>
+      </w:r>
+    </w:p>
+    <w:p>
+      <w:pPr>
+        <w:spacing w:before="60" w:after="120"/>
+      </w:pPr>
+      <w:r>
+        <w:rPr>
+          <w:color w:val="000000"/>
+        </w:rPr>
+        <w:t>Câu 10: off</w:t>
+      </w:r>
+    </w:p>
+    <w:p>
+      <w:pPr>
+        <w:spacing w:before="240" w:after="60"/>
+        <w:keepNext/>
+      </w:pPr>
+      <w:r>
+        <w:rPr>
+          <w:color w:val="000000"/>
           <w:b/>
         </w:rPr>
-        <w:t xml:space="preserve">PHẦN 8: 1. I enjoy reading at night.; 2. Lan decided to go home.; 3. Thank you for helping me.; 4. My teacher made me rewrite it.; 5. I look forward to meeting you.; 6. She suggested taking the bus.; 7. You should see a doctor.; 8. He left without saying goodbye.; 9. Please turn it off.; 10. She looks after her brother.</w:t>
-      </w:r>
-    </w:p>
-    <w:p>
-      <w:r>
-        <w:rPr>
+        <w:t>PHẦN 7</w:t>
+      </w:r>
+    </w:p>
+    <w:p>
+      <w:pPr>
+        <w:spacing w:before="60" w:after="120"/>
+      </w:pPr>
+      <w:r>
+        <w:rPr>
+          <w:color w:val="000000"/>
+        </w:rPr>
+        <w:t>Câu 1: refused</w:t>
+      </w:r>
+    </w:p>
+    <w:p>
+      <w:pPr>
+        <w:spacing w:before="60" w:after="120"/>
+      </w:pPr>
+      <w:r>
+        <w:rPr>
+          <w:color w:val="000000"/>
+        </w:rPr>
+        <w:t>Câu 2: reduce the volume</w:t>
+      </w:r>
+    </w:p>
+    <w:p>
+      <w:pPr>
+        <w:spacing w:before="60" w:after="120"/>
+      </w:pPr>
+      <w:r>
+        <w:rPr>
+          <w:color w:val="000000"/>
+        </w:rPr>
+        <w:t>Câu 3: left the ground</w:t>
+      </w:r>
+    </w:p>
+    <w:p>
+      <w:pPr>
+        <w:spacing w:before="60" w:after="120"/>
+      </w:pPr>
+      <w:r>
+        <w:rPr>
+          <w:color w:val="000000"/>
+        </w:rPr>
+        <w:t>Câu 4: became successful quickly</w:t>
+      </w:r>
+    </w:p>
+    <w:p>
+      <w:pPr>
+        <w:spacing w:before="60" w:after="120"/>
+      </w:pPr>
+      <w:r>
+        <w:rPr>
+          <w:color w:val="000000"/>
+        </w:rPr>
+        <w:t>Câu 5: invented</w:t>
+      </w:r>
+    </w:p>
+    <w:p>
+      <w:pPr>
+        <w:spacing w:before="60" w:after="120"/>
+      </w:pPr>
+      <w:r>
+        <w:rPr>
+          <w:color w:val="000000"/>
+        </w:rPr>
+        <w:t>Câu 6: became friends again</w:t>
+      </w:r>
+    </w:p>
+    <w:p>
+      <w:pPr>
+        <w:spacing w:before="60" w:after="120"/>
+      </w:pPr>
+      <w:r>
+        <w:rPr>
+          <w:color w:val="000000"/>
+        </w:rPr>
+        <w:t>Câu 7: stopped working</w:t>
+      </w:r>
+    </w:p>
+    <w:p>
+      <w:pPr>
+        <w:spacing w:before="60" w:after="120"/>
+      </w:pPr>
+      <w:r>
+        <w:rPr>
+          <w:color w:val="000000"/>
+        </w:rPr>
+        <w:t>Câu 8: divide for analysis</w:t>
+      </w:r>
+    </w:p>
+    <w:p>
+      <w:pPr>
+        <w:spacing w:before="60" w:after="120"/>
+      </w:pPr>
+      <w:r>
+        <w:rPr>
+          <w:color w:val="000000"/>
+        </w:rPr>
+        <w:t>Câu 9: employed</w:t>
+      </w:r>
+    </w:p>
+    <w:p>
+      <w:pPr>
+        <w:spacing w:before="60" w:after="120"/>
+      </w:pPr>
+      <w:r>
+        <w:rPr>
+          <w:color w:val="000000"/>
+        </w:rPr>
+        <w:t>Câu 10: compete against</w:t>
+      </w:r>
+    </w:p>
+    <w:p>
+      <w:pPr>
+        <w:spacing w:before="240" w:after="60"/>
+        <w:keepNext/>
+      </w:pPr>
+      <w:r>
+        <w:rPr>
+          <w:color w:val="000000"/>
           <w:b/>
         </w:rPr>
-        <w:t xml:space="preserve">PHẦN 9: 1. Improve her study routine. 2. Staying up late and checking her phone. 3. Looks them up. 4. A revision plan. 5. A better result.</w:t>
-      </w:r>
-    </w:p>
-    <w:p>
-      <w:r>
-        <w:rPr>
+        <w:t>PHẦN 8</w:t>
+      </w:r>
+    </w:p>
+    <w:p>
+      <w:pPr>
+        <w:spacing w:before="60" w:after="120"/>
+      </w:pPr>
+      <w:r>
+        <w:rPr>
+          <w:color w:val="000000"/>
+        </w:rPr>
+        <w:t>Câu 1: I enjoy reading at night.</w:t>
+      </w:r>
+    </w:p>
+    <w:p>
+      <w:pPr>
+        <w:spacing w:before="60" w:after="120"/>
+      </w:pPr>
+      <w:r>
+        <w:rPr>
+          <w:color w:val="000000"/>
+        </w:rPr>
+        <w:t>Câu 2: Lan decided to go home.</w:t>
+      </w:r>
+    </w:p>
+    <w:p>
+      <w:pPr>
+        <w:spacing w:before="60" w:after="120"/>
+      </w:pPr>
+      <w:r>
+        <w:rPr>
+          <w:color w:val="000000"/>
+        </w:rPr>
+        <w:t>Câu 3: Thank you for helping me.</w:t>
+      </w:r>
+    </w:p>
+    <w:p>
+      <w:pPr>
+        <w:spacing w:before="60" w:after="120"/>
+      </w:pPr>
+      <w:r>
+        <w:rPr>
+          <w:color w:val="000000"/>
+        </w:rPr>
+        <w:t>Câu 4: My teacher made me rewrite it.</w:t>
+      </w:r>
+    </w:p>
+    <w:p>
+      <w:pPr>
+        <w:spacing w:before="60" w:after="120"/>
+      </w:pPr>
+      <w:r>
+        <w:rPr>
+          <w:color w:val="000000"/>
+        </w:rPr>
+        <w:t>Câu 5: I look forward to meeting you.</w:t>
+      </w:r>
+    </w:p>
+    <w:p>
+      <w:pPr>
+        <w:spacing w:before="60" w:after="120"/>
+      </w:pPr>
+      <w:r>
+        <w:rPr>
+          <w:color w:val="000000"/>
+        </w:rPr>
+        <w:t>Câu 6: She suggested taking the bus.</w:t>
+      </w:r>
+    </w:p>
+    <w:p>
+      <w:pPr>
+        <w:spacing w:before="60" w:after="120"/>
+      </w:pPr>
+      <w:r>
+        <w:rPr>
+          <w:color w:val="000000"/>
+        </w:rPr>
+        <w:t>Câu 7: You should see a doctor.</w:t>
+      </w:r>
+    </w:p>
+    <w:p>
+      <w:pPr>
+        <w:spacing w:before="60" w:after="120"/>
+      </w:pPr>
+      <w:r>
+        <w:rPr>
+          <w:color w:val="000000"/>
+        </w:rPr>
+        <w:t>Câu 8: He left without saying goodbye.</w:t>
+      </w:r>
+    </w:p>
+    <w:p>
+      <w:pPr>
+        <w:spacing w:before="60" w:after="120"/>
+      </w:pPr>
+      <w:r>
+        <w:rPr>
+          <w:color w:val="000000"/>
+        </w:rPr>
+        <w:t>Câu 9: Please turn it off.</w:t>
+      </w:r>
+    </w:p>
+    <w:p>
+      <w:pPr>
+        <w:spacing w:before="60" w:after="120"/>
+      </w:pPr>
+      <w:r>
+        <w:rPr>
+          <w:color w:val="000000"/>
+        </w:rPr>
+        <w:t>Câu 10: She looks after her brother.</w:t>
+      </w:r>
+    </w:p>
+    <w:p>
+      <w:pPr>
+        <w:spacing w:before="240" w:after="60"/>
+        <w:keepNext/>
+      </w:pPr>
+      <w:r>
+        <w:rPr>
+          <w:color w:val="000000"/>
           <w:b/>
         </w:rPr>
-        <w:t xml:space="preserve">BÀI VIẾT MẪU (101 từ): I decided to improve my study routine because I wanted to use my time better. First, I stopped staying up late and gave up checking my phone during lessons. I now enjoy reviewing vocabulary before breakfast. Every evening, I go over my notes and look up unfamiliar words. My friend suggested studying together twice a week, and I agreed to join her. We often work out difficult answers and write useful expressions down. Last Sunday, we came up with a plan for the next test. I look forward to following it and hope to achieve a much better result this month.</w:t>
+        <w:t>PHẦN 9</w:t>
+      </w:r>
+    </w:p>
+    <w:p>
+      <w:pPr>
+        <w:spacing w:before="60" w:after="120"/>
+      </w:pPr>
+      <w:r>
+        <w:rPr>
+          <w:color w:val="000000"/>
+        </w:rPr>
+        <w:t>Câu 1: Improve her study routine.</w:t>
+      </w:r>
+    </w:p>
+    <w:p>
+      <w:pPr>
+        <w:spacing w:before="60" w:after="120"/>
+      </w:pPr>
+      <w:r>
+        <w:rPr>
+          <w:color w:val="000000"/>
+        </w:rPr>
+        <w:t>Câu 2: Staying up late and checking her phone.</w:t>
+      </w:r>
+    </w:p>
+    <w:p>
+      <w:pPr>
+        <w:spacing w:before="60" w:after="120"/>
+      </w:pPr>
+      <w:r>
+        <w:rPr>
+          <w:color w:val="000000"/>
+        </w:rPr>
+        <w:t>Câu 3: Looks them up.</w:t>
+      </w:r>
+    </w:p>
+    <w:p>
+      <w:pPr>
+        <w:spacing w:before="60" w:after="120"/>
+      </w:pPr>
+      <w:r>
+        <w:rPr>
+          <w:color w:val="000000"/>
+        </w:rPr>
+        <w:t>Câu 4: A revision plan.</w:t>
+      </w:r>
+    </w:p>
+    <w:p>
+      <w:pPr>
+        <w:spacing w:before="60" w:after="120"/>
+      </w:pPr>
+      <w:r>
+        <w:rPr>
+          <w:color w:val="000000"/>
+        </w:rPr>
+        <w:t>Câu 5: A better result.</w:t>
+      </w:r>
+    </w:p>
+    <w:p>
+      <w:pPr>
+        <w:spacing w:before="240" w:after="60"/>
+        <w:keepNext/>
+      </w:pPr>
+      <w:r>
+        <w:rPr>
+          <w:color w:val="000000"/>
+          <w:b/>
+        </w:rPr>
+        <w:t>PHẦN 10</w:t>
+      </w:r>
+    </w:p>
+    <w:p>
+      <w:pPr>
+        <w:spacing w:before="240" w:after="60"/>
+        <w:keepNext/>
+      </w:pPr>
+      <w:r>
+        <w:rPr>
+          <w:color w:val="000000"/>
+          <w:b/>
+        </w:rPr>
+        <w:t>Câu trả lời tham khảo</w:t>
+      </w:r>
+    </w:p>
+    <w:p>
+      <w:pPr>
+        <w:spacing w:before="0" w:after="160"/>
+      </w:pPr>
+      <w:r>
+        <w:rPr>
+          <w:color w:val="000000"/>
+        </w:rPr>
+        <w:t>BÀI VIẾT MẪU (101 từ): I decided to improve my study routine because I wanted to use my time better. First, I stopped staying up late and gave up checking my phone during lessons. I now enjoy reviewing vocabulary before breakfast. Every evening, I go over my notes and look up unfamiliar words. My friend suggested studying together twice a week, and I agreed to join her. We often work out difficult answers and write useful expressions down. Last Sunday, we came up with a plan for the next test. I look forward to following it and hope to achieve a much better result this month.</w:t>
       </w:r>
     </w:p>
     <w:sectPr>
